--- a/Docs/The plot twist working document.docx
+++ b/Docs/The plot twist working document.docx
@@ -213,6 +213,24 @@
     </w:p>
     <w:p>
       <w:pPr>
+        <w:pStyle w:val="ListParagraph"/>
+        <w:numPr>
+          <w:ilvl w:val="0"/>
+          <w:numId w:val="6"/>
+        </w:numPr>
+        <w:rPr>
+          <w:lang w:eastAsia="en-AU"/>
+        </w:rPr>
+      </w:pPr>
+      <w:r>
+        <w:rPr>
+          <w:lang w:eastAsia="en-AU"/>
+        </w:rPr>
+        <w:t xml:space="preserve">Fix selected issue in grid </w:t>
+      </w:r>
+    </w:p>
+    <w:p>
+      <w:pPr>
         <w:pStyle w:val="Heading2"/>
         <w:rPr>
           <w:rFonts w:eastAsia="Times New Roman"/>
@@ -379,6 +397,7 @@
           <w:rFonts w:eastAsia="Times New Roman"/>
           <w:lang w:eastAsia="en-AU"/>
         </w:rPr>
+        <w:lastRenderedPageBreak/>
         <w:t>First screen: Member ID entry</w:t>
       </w:r>
     </w:p>
@@ -443,7 +462,6 @@
           <w:rFonts w:eastAsia="Times New Roman"/>
           <w:lang w:eastAsia="en-AU"/>
         </w:rPr>
-        <w:lastRenderedPageBreak/>
         <w:t>2. Library user dashboard</w:t>
       </w:r>
     </w:p>
@@ -508,6 +526,7 @@
           <w:rFonts w:eastAsia="Times New Roman"/>
           <w:lang w:eastAsia="en-AU"/>
         </w:rPr>
+        <w:lastRenderedPageBreak/>
         <w:t>3. Staff dashboard</w:t>
       </w:r>
     </w:p>

--- a/Docs/The plot twist working document.docx
+++ b/Docs/The plot twist working document.docx
@@ -129,11 +129,19 @@
           <w:lang w:eastAsia="en-AU"/>
         </w:rPr>
       </w:pPr>
-      <w:r>
-        <w:rPr>
-          <w:lang w:eastAsia="en-AU"/>
-        </w:rPr>
-        <w:t xml:space="preserve">Summary  buttons </w:t>
+      <w:proofErr w:type="gramStart"/>
+      <w:r>
+        <w:rPr>
+          <w:lang w:eastAsia="en-AU"/>
+        </w:rPr>
+        <w:t>Summary  buttons</w:t>
+      </w:r>
+      <w:proofErr w:type="gramEnd"/>
+      <w:r>
+        <w:rPr>
+          <w:lang w:eastAsia="en-AU"/>
+        </w:rPr>
+        <w:t xml:space="preserve"> </w:t>
       </w:r>
       <w:r>
         <w:rPr>
@@ -227,6 +235,24 @@
           <w:lang w:eastAsia="en-AU"/>
         </w:rPr>
         <w:t xml:space="preserve">Fix selected issue in grid </w:t>
+      </w:r>
+    </w:p>
+    <w:p>
+      <w:pPr>
+        <w:pStyle w:val="ListParagraph"/>
+        <w:numPr>
+          <w:ilvl w:val="0"/>
+          <w:numId w:val="6"/>
+        </w:numPr>
+        <w:rPr>
+          <w:lang w:eastAsia="en-AU"/>
+        </w:rPr>
+      </w:pPr>
+      <w:r>
+        <w:rPr>
+          <w:lang w:eastAsia="en-AU"/>
+        </w:rPr>
+        <w:t xml:space="preserve">Update book statuses </w:t>
       </w:r>
     </w:p>
     <w:p>
@@ -955,7 +981,79 @@
           <w:lang w:eastAsia="en-AU"/>
           <w14:ligatures w14:val="none"/>
         </w:rPr>
-        <w:t>| [ All Borrowed Books ] [ Users With Borrowed Books ]           |</w:t>
+        <w:t xml:space="preserve">| [ All Borrowed </w:t>
+      </w:r>
+      <w:proofErr w:type="gramStart"/>
+      <w:r>
+        <w:rPr>
+          <w:rFonts w:ascii="inherit" w:eastAsia="Times New Roman" w:hAnsi="inherit" w:cs="Courier New"/>
+          <w:kern w:val="0"/>
+          <w:sz w:val="20"/>
+          <w:szCs w:val="20"/>
+          <w:lang w:eastAsia="en-AU"/>
+          <w14:ligatures w14:val="none"/>
+        </w:rPr>
+        <w:t>Books ]</w:t>
+      </w:r>
+      <w:proofErr w:type="gramEnd"/>
+      <w:r>
+        <w:rPr>
+          <w:rFonts w:ascii="inherit" w:eastAsia="Times New Roman" w:hAnsi="inherit" w:cs="Courier New"/>
+          <w:kern w:val="0"/>
+          <w:sz w:val="20"/>
+          <w:szCs w:val="20"/>
+          <w:lang w:eastAsia="en-AU"/>
+          <w14:ligatures w14:val="none"/>
+        </w:rPr>
+        <w:t xml:space="preserve"> [ Users </w:t>
+      </w:r>
+      <w:proofErr w:type="gramStart"/>
+      <w:r>
+        <w:rPr>
+          <w:rFonts w:ascii="inherit" w:eastAsia="Times New Roman" w:hAnsi="inherit" w:cs="Courier New"/>
+          <w:kern w:val="0"/>
+          <w:sz w:val="20"/>
+          <w:szCs w:val="20"/>
+          <w:lang w:eastAsia="en-AU"/>
+          <w14:ligatures w14:val="none"/>
+        </w:rPr>
+        <w:t>With</w:t>
+      </w:r>
+      <w:proofErr w:type="gramEnd"/>
+      <w:r>
+        <w:rPr>
+          <w:rFonts w:ascii="inherit" w:eastAsia="Times New Roman" w:hAnsi="inherit" w:cs="Courier New"/>
+          <w:kern w:val="0"/>
+          <w:sz w:val="20"/>
+          <w:szCs w:val="20"/>
+          <w:lang w:eastAsia="en-AU"/>
+          <w14:ligatures w14:val="none"/>
+        </w:rPr>
+        <w:t xml:space="preserve"> Borrowed </w:t>
+      </w:r>
+      <w:proofErr w:type="gramStart"/>
+      <w:r>
+        <w:rPr>
+          <w:rFonts w:ascii="inherit" w:eastAsia="Times New Roman" w:hAnsi="inherit" w:cs="Courier New"/>
+          <w:kern w:val="0"/>
+          <w:sz w:val="20"/>
+          <w:szCs w:val="20"/>
+          <w:lang w:eastAsia="en-AU"/>
+          <w14:ligatures w14:val="none"/>
+        </w:rPr>
+        <w:t>Books ]</w:t>
+      </w:r>
+      <w:proofErr w:type="gramEnd"/>
+      <w:r>
+        <w:rPr>
+          <w:rFonts w:ascii="inherit" w:eastAsia="Times New Roman" w:hAnsi="inherit" w:cs="Courier New"/>
+          <w:kern w:val="0"/>
+          <w:sz w:val="20"/>
+          <w:szCs w:val="20"/>
+          <w:lang w:eastAsia="en-AU"/>
+          <w14:ligatures w14:val="none"/>
+        </w:rPr>
+        <w:t xml:space="preserve">           |</w:t>
       </w:r>
     </w:p>
     <w:p>
@@ -1085,7 +1183,31 @@
           <w:lang w:eastAsia="en-AU"/>
           <w14:ligatures w14:val="none"/>
         </w:rPr>
-        <w:t>| User Name      Book Title            Due Date      Status      |</w:t>
+        <w:t xml:space="preserve">| </w:t>
+      </w:r>
+      <w:proofErr w:type="gramStart"/>
+      <w:r>
+        <w:rPr>
+          <w:rFonts w:ascii="inherit" w:eastAsia="Times New Roman" w:hAnsi="inherit" w:cs="Courier New"/>
+          <w:kern w:val="0"/>
+          <w:sz w:val="20"/>
+          <w:szCs w:val="20"/>
+          <w:lang w:eastAsia="en-AU"/>
+          <w14:ligatures w14:val="none"/>
+        </w:rPr>
+        <w:t>User Name</w:t>
+      </w:r>
+      <w:proofErr w:type="gramEnd"/>
+      <w:r>
+        <w:rPr>
+          <w:rFonts w:ascii="inherit" w:eastAsia="Times New Roman" w:hAnsi="inherit" w:cs="Courier New"/>
+          <w:kern w:val="0"/>
+          <w:sz w:val="20"/>
+          <w:szCs w:val="20"/>
+          <w:lang w:eastAsia="en-AU"/>
+          <w14:ligatures w14:val="none"/>
+        </w:rPr>
+        <w:t xml:space="preserve">      Book Title            Due Date      Status      |</w:t>
       </w:r>
     </w:p>
     <w:p>
@@ -1300,7 +1422,79 @@
           <w:lang w:eastAsia="en-AU"/>
           <w14:ligatures w14:val="none"/>
         </w:rPr>
-        <w:t>| [ Export ]   [ Refresh ]   [ Back ]                           |</w:t>
+        <w:t xml:space="preserve">| [ </w:t>
+      </w:r>
+      <w:proofErr w:type="gramStart"/>
+      <w:r>
+        <w:rPr>
+          <w:rFonts w:ascii="inherit" w:eastAsia="Times New Roman" w:hAnsi="inherit" w:cs="Courier New"/>
+          <w:kern w:val="0"/>
+          <w:sz w:val="20"/>
+          <w:szCs w:val="20"/>
+          <w:lang w:eastAsia="en-AU"/>
+          <w14:ligatures w14:val="none"/>
+        </w:rPr>
+        <w:t>Export ]</w:t>
+      </w:r>
+      <w:proofErr w:type="gramEnd"/>
+      <w:r>
+        <w:rPr>
+          <w:rFonts w:ascii="inherit" w:eastAsia="Times New Roman" w:hAnsi="inherit" w:cs="Courier New"/>
+          <w:kern w:val="0"/>
+          <w:sz w:val="20"/>
+          <w:szCs w:val="20"/>
+          <w:lang w:eastAsia="en-AU"/>
+          <w14:ligatures w14:val="none"/>
+        </w:rPr>
+        <w:t xml:space="preserve">   [ </w:t>
+      </w:r>
+      <w:proofErr w:type="gramStart"/>
+      <w:r>
+        <w:rPr>
+          <w:rFonts w:ascii="inherit" w:eastAsia="Times New Roman" w:hAnsi="inherit" w:cs="Courier New"/>
+          <w:kern w:val="0"/>
+          <w:sz w:val="20"/>
+          <w:szCs w:val="20"/>
+          <w:lang w:eastAsia="en-AU"/>
+          <w14:ligatures w14:val="none"/>
+        </w:rPr>
+        <w:t>Refresh ]</w:t>
+      </w:r>
+      <w:proofErr w:type="gramEnd"/>
+      <w:r>
+        <w:rPr>
+          <w:rFonts w:ascii="inherit" w:eastAsia="Times New Roman" w:hAnsi="inherit" w:cs="Courier New"/>
+          <w:kern w:val="0"/>
+          <w:sz w:val="20"/>
+          <w:szCs w:val="20"/>
+          <w:lang w:eastAsia="en-AU"/>
+          <w14:ligatures w14:val="none"/>
+        </w:rPr>
+        <w:t xml:space="preserve">   [ </w:t>
+      </w:r>
+      <w:proofErr w:type="gramStart"/>
+      <w:r>
+        <w:rPr>
+          <w:rFonts w:ascii="inherit" w:eastAsia="Times New Roman" w:hAnsi="inherit" w:cs="Courier New"/>
+          <w:kern w:val="0"/>
+          <w:sz w:val="20"/>
+          <w:szCs w:val="20"/>
+          <w:lang w:eastAsia="en-AU"/>
+          <w14:ligatures w14:val="none"/>
+        </w:rPr>
+        <w:t>Back ]</w:t>
+      </w:r>
+      <w:proofErr w:type="gramEnd"/>
+      <w:r>
+        <w:rPr>
+          <w:rFonts w:ascii="inherit" w:eastAsia="Times New Roman" w:hAnsi="inherit" w:cs="Courier New"/>
+          <w:kern w:val="0"/>
+          <w:sz w:val="20"/>
+          <w:szCs w:val="20"/>
+          <w:lang w:eastAsia="en-AU"/>
+          <w14:ligatures w14:val="none"/>
+        </w:rPr>
+        <w:t xml:space="preserve">                           |</w:t>
       </w:r>
     </w:p>
     <w:p>
@@ -1787,8 +1981,444 @@
         <w:t xml:space="preserve">, </w:t>
       </w:r>
     </w:p>
+    <w:p>
+      <w:pPr>
+        <w:pStyle w:val="my-2"/>
+      </w:pPr>
+    </w:p>
+    <w:p>
+      <w:pPr>
+        <w:pStyle w:val="Heading2"/>
+      </w:pPr>
+      <w:r>
+        <w:t xml:space="preserve">Lyfe cycle </w:t>
+      </w:r>
+    </w:p>
+    <w:p>
+      <w:pPr>
+        <w:numPr>
+          <w:ilvl w:val="0"/>
+          <w:numId w:val="10"/>
+        </w:numPr>
+      </w:pPr>
+      <w:r>
+        <w:rPr>
+          <w:b/>
+          <w:bCs/>
+        </w:rPr>
+        <w:t>Member searches book</w:t>
+      </w:r>
+    </w:p>
+    <w:p>
+      <w:pPr>
+        <w:numPr>
+          <w:ilvl w:val="1"/>
+          <w:numId w:val="10"/>
+        </w:numPr>
+      </w:pPr>
+      <w:proofErr w:type="spellStart"/>
+      <w:r>
+        <w:t>SearchBooks</w:t>
+      </w:r>
+      <w:proofErr w:type="spellEnd"/>
+      <w:r>
+        <w:t xml:space="preserve"> function plus the WPF search grid.</w:t>
+      </w:r>
+      <w:r>
+        <w:t xml:space="preserve"> </w:t>
+      </w:r>
+    </w:p>
+    <w:p>
+      <w:pPr>
+        <w:numPr>
+          <w:ilvl w:val="0"/>
+          <w:numId w:val="10"/>
+        </w:numPr>
+      </w:pPr>
+      <w:r>
+        <w:rPr>
+          <w:b/>
+          <w:bCs/>
+        </w:rPr>
+        <w:t>Is available?</w:t>
+      </w:r>
+    </w:p>
+    <w:p>
+      <w:pPr>
+        <w:numPr>
+          <w:ilvl w:val="1"/>
+          <w:numId w:val="10"/>
+        </w:numPr>
+      </w:pPr>
+      <w:r>
+        <w:t xml:space="preserve">In code: </w:t>
+      </w:r>
+      <w:proofErr w:type="spellStart"/>
+      <w:proofErr w:type="gramStart"/>
+      <w:r>
+        <w:t>book.IsAvailable</w:t>
+      </w:r>
+      <w:proofErr w:type="spellEnd"/>
+      <w:proofErr w:type="gramEnd"/>
+      <w:r>
+        <w:t xml:space="preserve"> (really </w:t>
+      </w:r>
+      <w:proofErr w:type="spellStart"/>
+      <w:r>
+        <w:t>AvailableCopies</w:t>
+      </w:r>
+      <w:proofErr w:type="spellEnd"/>
+      <w:r>
+        <w:t xml:space="preserve"> &gt; 0).</w:t>
+      </w:r>
+    </w:p>
+    <w:p>
+      <w:pPr>
+        <w:numPr>
+          <w:ilvl w:val="1"/>
+          <w:numId w:val="10"/>
+        </w:numPr>
+      </w:pPr>
+      <w:r>
+        <w:t xml:space="preserve">If yes, you then check Has user reached max loan count? using </w:t>
+      </w:r>
+      <w:proofErr w:type="spellStart"/>
+      <w:proofErr w:type="gramStart"/>
+      <w:r>
+        <w:t>member.CanBorrowMore</w:t>
+      </w:r>
+      <w:proofErr w:type="spellEnd"/>
+      <w:proofErr w:type="gramEnd"/>
+      <w:r>
+        <w:t>(loans</w:t>
+      </w:r>
+      <w:r>
+        <w:t>)</w:t>
+      </w:r>
+      <w:r>
+        <w:t xml:space="preserve"> </w:t>
+      </w:r>
+    </w:p>
+    <w:p>
+      <w:pPr>
+        <w:numPr>
+          <w:ilvl w:val="0"/>
+          <w:numId w:val="10"/>
+        </w:numPr>
+      </w:pPr>
+      <w:r>
+        <w:rPr>
+          <w:b/>
+          <w:bCs/>
+        </w:rPr>
+        <w:t>Loan Book</w:t>
+      </w:r>
+    </w:p>
+    <w:p>
+      <w:pPr>
+        <w:numPr>
+          <w:ilvl w:val="1"/>
+          <w:numId w:val="10"/>
+        </w:numPr>
+      </w:pPr>
+      <w:proofErr w:type="spellStart"/>
+      <w:proofErr w:type="gramStart"/>
+      <w:r>
+        <w:lastRenderedPageBreak/>
+        <w:t>BorrowBook</w:t>
+      </w:r>
+      <w:proofErr w:type="spellEnd"/>
+      <w:r>
+        <w:t>(</w:t>
+      </w:r>
+      <w:proofErr w:type="spellStart"/>
+      <w:proofErr w:type="gramEnd"/>
+      <w:r>
+        <w:t>memberId</w:t>
+      </w:r>
+      <w:proofErr w:type="spellEnd"/>
+      <w:r>
+        <w:t xml:space="preserve">, </w:t>
+      </w:r>
+      <w:proofErr w:type="spellStart"/>
+      <w:r>
+        <w:t>bookId</w:t>
+      </w:r>
+      <w:proofErr w:type="spellEnd"/>
+      <w:r>
+        <w:t xml:space="preserve">), which already checks max loans, availability, and overdue status, creates a Loan, and decrements </w:t>
+      </w:r>
+      <w:proofErr w:type="spellStart"/>
+      <w:r>
+        <w:t>AvailableCopies</w:t>
+      </w:r>
+      <w:proofErr w:type="spellEnd"/>
+      <w:r>
+        <w:t>.</w:t>
+      </w:r>
+      <w:r>
+        <w:t xml:space="preserve"> </w:t>
+      </w:r>
+    </w:p>
+    <w:p>
+      <w:pPr>
+        <w:numPr>
+          <w:ilvl w:val="0"/>
+          <w:numId w:val="10"/>
+        </w:numPr>
+      </w:pPr>
+      <w:r>
+        <w:rPr>
+          <w:b/>
+          <w:bCs/>
+        </w:rPr>
+        <w:t>Not available → Ask user if they wish to reserve</w:t>
+      </w:r>
+    </w:p>
+    <w:p>
+      <w:pPr>
+        <w:numPr>
+          <w:ilvl w:val="1"/>
+          <w:numId w:val="10"/>
+        </w:numPr>
+      </w:pPr>
+      <w:proofErr w:type="gramStart"/>
+      <w:r>
+        <w:t>If !</w:t>
+      </w:r>
+      <w:proofErr w:type="spellStart"/>
+      <w:r>
+        <w:t>book</w:t>
+      </w:r>
+      <w:proofErr w:type="gramEnd"/>
+      <w:r>
+        <w:t>.IsAvailable</w:t>
+      </w:r>
+      <w:proofErr w:type="spellEnd"/>
+      <w:r>
+        <w:t>, UI should show a “Reserve” option.</w:t>
+      </w:r>
+    </w:p>
+    <w:p>
+      <w:pPr>
+        <w:numPr>
+          <w:ilvl w:val="1"/>
+          <w:numId w:val="10"/>
+        </w:numPr>
+      </w:pPr>
+      <w:r>
+        <w:t xml:space="preserve">Code calls </w:t>
+      </w:r>
+      <w:proofErr w:type="spellStart"/>
+      <w:proofErr w:type="gramStart"/>
+      <w:r>
+        <w:t>ReserveBook</w:t>
+      </w:r>
+      <w:proofErr w:type="spellEnd"/>
+      <w:r>
+        <w:t>(</w:t>
+      </w:r>
+      <w:proofErr w:type="spellStart"/>
+      <w:proofErr w:type="gramEnd"/>
+      <w:r>
+        <w:t>memberId</w:t>
+      </w:r>
+      <w:proofErr w:type="spellEnd"/>
+      <w:r>
+        <w:t xml:space="preserve">, </w:t>
+      </w:r>
+      <w:proofErr w:type="spellStart"/>
+      <w:r>
+        <w:t>bookId</w:t>
+      </w:r>
+      <w:proofErr w:type="spellEnd"/>
+      <w:r>
+        <w:t>), which already creates an Active Reservation with expiry.</w:t>
+      </w:r>
+      <w:r>
+        <w:t xml:space="preserve"> </w:t>
+      </w:r>
+    </w:p>
+    <w:p>
+      <w:pPr>
+        <w:numPr>
+          <w:ilvl w:val="0"/>
+          <w:numId w:val="10"/>
+        </w:numPr>
+      </w:pPr>
+      <w:r>
+        <w:rPr>
+          <w:b/>
+          <w:bCs/>
+        </w:rPr>
+        <w:t xml:space="preserve">Book returned → mark as </w:t>
+      </w:r>
+      <w:proofErr w:type="spellStart"/>
+      <w:r>
+        <w:rPr>
+          <w:b/>
+          <w:bCs/>
+        </w:rPr>
+        <w:t>AvailableToCollect</w:t>
+      </w:r>
+      <w:proofErr w:type="spellEnd"/>
+      <w:r>
+        <w:rPr>
+          <w:b/>
+          <w:bCs/>
+        </w:rPr>
+        <w:t xml:space="preserve"> → user collects book</w:t>
+      </w:r>
+    </w:p>
+    <w:p>
+      <w:pPr>
+        <w:numPr>
+          <w:ilvl w:val="1"/>
+          <w:numId w:val="10"/>
+        </w:numPr>
+      </w:pPr>
+      <w:r>
+        <w:t xml:space="preserve">On </w:t>
+      </w:r>
+      <w:proofErr w:type="spellStart"/>
+      <w:r>
+        <w:t>ReturnBook</w:t>
+      </w:r>
+      <w:proofErr w:type="spellEnd"/>
+      <w:r>
+        <w:t xml:space="preserve">, instead of just incrementing </w:t>
+      </w:r>
+      <w:proofErr w:type="spellStart"/>
+      <w:r>
+        <w:t>AvailableCopies</w:t>
+      </w:r>
+      <w:proofErr w:type="spellEnd"/>
+      <w:r>
+        <w:t>, you’d:</w:t>
+      </w:r>
+    </w:p>
+    <w:p>
+      <w:pPr>
+        <w:numPr>
+          <w:ilvl w:val="2"/>
+          <w:numId w:val="10"/>
+        </w:numPr>
+      </w:pPr>
+      <w:r>
+        <w:t xml:space="preserve">Find the oldest Active reservation for that </w:t>
+      </w:r>
+      <w:proofErr w:type="spellStart"/>
+      <w:r>
+        <w:t>BookId</w:t>
+      </w:r>
+      <w:proofErr w:type="spellEnd"/>
+      <w:r>
+        <w:t>.</w:t>
+      </w:r>
+    </w:p>
+    <w:p>
+      <w:pPr>
+        <w:numPr>
+          <w:ilvl w:val="2"/>
+          <w:numId w:val="10"/>
+        </w:numPr>
+      </w:pPr>
+      <w:r>
+        <w:t xml:space="preserve">Change status from Active → </w:t>
+      </w:r>
+      <w:proofErr w:type="spellStart"/>
+      <w:r>
+        <w:t>AvailableToCollect</w:t>
+      </w:r>
+      <w:proofErr w:type="spellEnd"/>
+      <w:r>
+        <w:t xml:space="preserve"> (new status) </w:t>
+      </w:r>
+    </w:p>
+    <w:p>
+      <w:pPr>
+        <w:numPr>
+          <w:ilvl w:val="2"/>
+          <w:numId w:val="10"/>
+        </w:numPr>
+      </w:pPr>
+      <w:r>
+        <w:t>Create</w:t>
+      </w:r>
+      <w:r>
+        <w:t xml:space="preserve"> a Loan when the user </w:t>
+      </w:r>
+      <w:proofErr w:type="gramStart"/>
+      <w:r>
+        <w:t>actually collects</w:t>
+      </w:r>
+      <w:proofErr w:type="gramEnd"/>
+      <w:r>
+        <w:t xml:space="preserve"> it, so reporting still works off </w:t>
+      </w:r>
+    </w:p>
+    <w:p>
+      <w:pPr>
+        <w:numPr>
+          <w:ilvl w:val="2"/>
+          <w:numId w:val="10"/>
+        </w:numPr>
+      </w:pPr>
+      <w:r>
+        <w:t xml:space="preserve">If no reservation book returned </w:t>
+      </w:r>
+      <w:r>
+        <w:t xml:space="preserve">incrementing </w:t>
+      </w:r>
+      <w:proofErr w:type="spellStart"/>
+      <w:r>
+        <w:t>AvailableCopies</w:t>
+      </w:r>
+      <w:proofErr w:type="spellEnd"/>
+      <w:r>
+        <w:t>,</w:t>
+      </w:r>
+    </w:p>
     <w:p/>
-    <w:p/>
+    <w:p>
+      <w:r>
+        <w:drawing>
+          <wp:inline distT="0" distB="0" distL="0" distR="0" wp14:anchorId="673AF8BC" wp14:editId="030FE923">
+            <wp:extent cx="3429025" cy="3200423"/>
+            <wp:effectExtent l="0" t="0" r="0" b="0"/>
+            <wp:docPr id="124444128" name="Picture 1" descr="The image illustrates a flowchart with decision points and actions related to managing book loans, including checking availability, marking books as reserved, and processing returns.&#10;&#10;AI-generated content may be incorrect."/>
+            <wp:cNvGraphicFramePr>
+              <a:graphicFrameLocks xmlns:a="http://schemas.openxmlformats.org/drawingml/2006/main" noChangeAspect="1"/>
+            </wp:cNvGraphicFramePr>
+            <a:graphic xmlns:a="http://schemas.openxmlformats.org/drawingml/2006/main">
+              <a:graphicData uri="http://schemas.openxmlformats.org/drawingml/2006/picture">
+                <pic:pic xmlns:pic="http://schemas.openxmlformats.org/drawingml/2006/picture">
+                  <pic:nvPicPr>
+                    <pic:cNvPr id="124444128" name="Picture 1" descr="The image illustrates a flowchart with decision points and actions related to managing book loans, including checking availability, marking books as reserved, and processing returns.&#10;&#10;AI-generated content may be incorrect."/>
+                    <pic:cNvPicPr/>
+                  </pic:nvPicPr>
+                  <pic:blipFill>
+                    <a:blip r:embed="rId10"/>
+                    <a:stretch>
+                      <a:fillRect/>
+                    </a:stretch>
+                  </pic:blipFill>
+                  <pic:spPr>
+                    <a:xfrm>
+                      <a:off x="0" y="0"/>
+                      <a:ext cx="3429025" cy="3200423"/>
+                    </a:xfrm>
+                    <a:prstGeom prst="rect">
+                      <a:avLst/>
+                    </a:prstGeom>
+                  </pic:spPr>
+                </pic:pic>
+              </a:graphicData>
+            </a:graphic>
+          </wp:inline>
+        </w:drawing>
+      </w:r>
+    </w:p>
     <w:p/>
     <w:p/>
     <w:p/>
@@ -2633,6 +3263,155 @@
     </w:lvl>
   </w:abstractNum>
   <w:abstractNum w:abstractNumId="6" w15:restartNumberingAfterBreak="0">
+    <w:nsid w:val="3CF678CB"/>
+    <w:multiLevelType w:val="multilevel"/>
+    <w:tmpl w:val="A8FA2264"/>
+    <w:lvl w:ilvl="0">
+      <w:start w:val="1"/>
+      <w:numFmt w:val="bullet"/>
+      <w:lvlText w:val=""/>
+      <w:lvlJc w:val="left"/>
+      <w:pPr>
+        <w:tabs>
+          <w:tab w:val="num" w:pos="720"/>
+        </w:tabs>
+        <w:ind w:left="720" w:hanging="360"/>
+      </w:pPr>
+      <w:rPr>
+        <w:rFonts w:ascii="Symbol" w:hAnsi="Symbol" w:hint="default"/>
+        <w:sz w:val="20"/>
+      </w:rPr>
+    </w:lvl>
+    <w:lvl w:ilvl="1">
+      <w:start w:val="1"/>
+      <w:numFmt w:val="bullet"/>
+      <w:lvlText w:val="o"/>
+      <w:lvlJc w:val="left"/>
+      <w:pPr>
+        <w:tabs>
+          <w:tab w:val="num" w:pos="1440"/>
+        </w:tabs>
+        <w:ind w:left="1440" w:hanging="360"/>
+      </w:pPr>
+      <w:rPr>
+        <w:rFonts w:ascii="Courier New" w:hAnsi="Courier New" w:hint="default"/>
+        <w:sz w:val="20"/>
+      </w:rPr>
+    </w:lvl>
+    <w:lvl w:ilvl="2">
+      <w:start w:val="1"/>
+      <w:numFmt w:val="bullet"/>
+      <w:lvlText w:val=""/>
+      <w:lvlJc w:val="left"/>
+      <w:pPr>
+        <w:tabs>
+          <w:tab w:val="num" w:pos="2160"/>
+        </w:tabs>
+        <w:ind w:left="2160" w:hanging="360"/>
+      </w:pPr>
+      <w:rPr>
+        <w:rFonts w:ascii="Wingdings" w:hAnsi="Wingdings" w:hint="default"/>
+        <w:sz w:val="20"/>
+      </w:rPr>
+    </w:lvl>
+    <w:lvl w:ilvl="3" w:tentative="1">
+      <w:start w:val="1"/>
+      <w:numFmt w:val="bullet"/>
+      <w:lvlText w:val=""/>
+      <w:lvlJc w:val="left"/>
+      <w:pPr>
+        <w:tabs>
+          <w:tab w:val="num" w:pos="2880"/>
+        </w:tabs>
+        <w:ind w:left="2880" w:hanging="360"/>
+      </w:pPr>
+      <w:rPr>
+        <w:rFonts w:ascii="Wingdings" w:hAnsi="Wingdings" w:hint="default"/>
+        <w:sz w:val="20"/>
+      </w:rPr>
+    </w:lvl>
+    <w:lvl w:ilvl="4" w:tentative="1">
+      <w:start w:val="1"/>
+      <w:numFmt w:val="bullet"/>
+      <w:lvlText w:val=""/>
+      <w:lvlJc w:val="left"/>
+      <w:pPr>
+        <w:tabs>
+          <w:tab w:val="num" w:pos="3600"/>
+        </w:tabs>
+        <w:ind w:left="3600" w:hanging="360"/>
+      </w:pPr>
+      <w:rPr>
+        <w:rFonts w:ascii="Wingdings" w:hAnsi="Wingdings" w:hint="default"/>
+        <w:sz w:val="20"/>
+      </w:rPr>
+    </w:lvl>
+    <w:lvl w:ilvl="5" w:tentative="1">
+      <w:start w:val="1"/>
+      <w:numFmt w:val="bullet"/>
+      <w:lvlText w:val=""/>
+      <w:lvlJc w:val="left"/>
+      <w:pPr>
+        <w:tabs>
+          <w:tab w:val="num" w:pos="4320"/>
+        </w:tabs>
+        <w:ind w:left="4320" w:hanging="360"/>
+      </w:pPr>
+      <w:rPr>
+        <w:rFonts w:ascii="Wingdings" w:hAnsi="Wingdings" w:hint="default"/>
+        <w:sz w:val="20"/>
+      </w:rPr>
+    </w:lvl>
+    <w:lvl w:ilvl="6" w:tentative="1">
+      <w:start w:val="1"/>
+      <w:numFmt w:val="bullet"/>
+      <w:lvlText w:val=""/>
+      <w:lvlJc w:val="left"/>
+      <w:pPr>
+        <w:tabs>
+          <w:tab w:val="num" w:pos="5040"/>
+        </w:tabs>
+        <w:ind w:left="5040" w:hanging="360"/>
+      </w:pPr>
+      <w:rPr>
+        <w:rFonts w:ascii="Wingdings" w:hAnsi="Wingdings" w:hint="default"/>
+        <w:sz w:val="20"/>
+      </w:rPr>
+    </w:lvl>
+    <w:lvl w:ilvl="7" w:tentative="1">
+      <w:start w:val="1"/>
+      <w:numFmt w:val="bullet"/>
+      <w:lvlText w:val=""/>
+      <w:lvlJc w:val="left"/>
+      <w:pPr>
+        <w:tabs>
+          <w:tab w:val="num" w:pos="5760"/>
+        </w:tabs>
+        <w:ind w:left="5760" w:hanging="360"/>
+      </w:pPr>
+      <w:rPr>
+        <w:rFonts w:ascii="Wingdings" w:hAnsi="Wingdings" w:hint="default"/>
+        <w:sz w:val="20"/>
+      </w:rPr>
+    </w:lvl>
+    <w:lvl w:ilvl="8" w:tentative="1">
+      <w:start w:val="1"/>
+      <w:numFmt w:val="bullet"/>
+      <w:lvlText w:val=""/>
+      <w:lvlJc w:val="left"/>
+      <w:pPr>
+        <w:tabs>
+          <w:tab w:val="num" w:pos="6480"/>
+        </w:tabs>
+        <w:ind w:left="6480" w:hanging="360"/>
+      </w:pPr>
+      <w:rPr>
+        <w:rFonts w:ascii="Wingdings" w:hAnsi="Wingdings" w:hint="default"/>
+        <w:sz w:val="20"/>
+      </w:rPr>
+    </w:lvl>
+  </w:abstractNum>
+  <w:abstractNum w:abstractNumId="7" w15:restartNumberingAfterBreak="0">
     <w:nsid w:val="480072FE"/>
     <w:multiLevelType w:val="hybridMultilevel"/>
     <w:tmpl w:val="9E92E2B8"/>
@@ -2721,7 +3500,7 @@
       </w:pPr>
     </w:lvl>
   </w:abstractNum>
-  <w:abstractNum w:abstractNumId="7" w15:restartNumberingAfterBreak="0">
+  <w:abstractNum w:abstractNumId="8" w15:restartNumberingAfterBreak="0">
     <w:nsid w:val="4D6C791B"/>
     <w:multiLevelType w:val="hybridMultilevel"/>
     <w:tmpl w:val="F69C3F6E"/>
@@ -2834,7 +3613,7 @@
       </w:rPr>
     </w:lvl>
   </w:abstractNum>
-  <w:abstractNum w:abstractNumId="8" w15:restartNumberingAfterBreak="0">
+  <w:abstractNum w:abstractNumId="9" w15:restartNumberingAfterBreak="0">
     <w:nsid w:val="591F330E"/>
     <w:multiLevelType w:val="hybridMultilevel"/>
     <w:tmpl w:val="A79EDD16"/>
@@ -2959,19 +3738,22 @@
     <w:abstractNumId w:val="0"/>
   </w:num>
   <w:num w:numId="5" w16cid:durableId="1004892786">
-    <w:abstractNumId w:val="6"/>
+    <w:abstractNumId w:val="7"/>
   </w:num>
   <w:num w:numId="6" w16cid:durableId="240339514">
-    <w:abstractNumId w:val="8"/>
+    <w:abstractNumId w:val="9"/>
   </w:num>
   <w:num w:numId="7" w16cid:durableId="1081414570">
     <w:abstractNumId w:val="1"/>
   </w:num>
   <w:num w:numId="8" w16cid:durableId="1711418120">
-    <w:abstractNumId w:val="7"/>
+    <w:abstractNumId w:val="8"/>
   </w:num>
   <w:num w:numId="9" w16cid:durableId="1116175615">
     <w:abstractNumId w:val="4"/>
+  </w:num>
+  <w:num w:numId="10" w16cid:durableId="1721710252">
+    <w:abstractNumId w:val="6"/>
   </w:num>
 </w:numbering>
 </file>
@@ -3577,7 +4359,6 @@
   <w:style w:type="character" w:default="1" w:styleId="DefaultParagraphFont">
     <w:name w:val="Default Paragraph Font"/>
     <w:uiPriority w:val="1"/>
-    <w:semiHidden/>
     <w:unhideWhenUsed/>
   </w:style>
   <w:style w:type="table" w:default="1" w:styleId="TableNormal">

--- a/Docs/The plot twist working document.docx
+++ b/Docs/The plot twist working document.docx
@@ -42,17 +42,20 @@
           <w:numId w:val="6"/>
         </w:numPr>
         <w:rPr>
-          <w:lang w:eastAsia="en-AU"/>
-        </w:rPr>
-      </w:pPr>
-      <w:r>
-        <w:rPr>
+          <w:color w:val="124F1A" w:themeColor="accent3" w:themeShade="BF"/>
+          <w:lang w:eastAsia="en-AU"/>
+        </w:rPr>
+      </w:pPr>
+      <w:r>
+        <w:rPr>
+          <w:color w:val="124F1A" w:themeColor="accent3" w:themeShade="BF"/>
           <w:lang w:eastAsia="en-AU"/>
         </w:rPr>
         <w:t xml:space="preserve">Add </w:t>
       </w:r>
       <w:r>
         <w:rPr>
+          <w:color w:val="124F1A" w:themeColor="accent3" w:themeShade="BF"/>
           <w:lang w:eastAsia="en-AU"/>
         </w:rPr>
         <w:t xml:space="preserve">user functionality </w:t>
@@ -66,11 +69,13 @@
           <w:numId w:val="6"/>
         </w:numPr>
         <w:rPr>
-          <w:lang w:eastAsia="en-AU"/>
-        </w:rPr>
-      </w:pPr>
-      <w:r>
-        <w:rPr>
+          <w:color w:val="124F1A" w:themeColor="accent3" w:themeShade="BF"/>
+          <w:lang w:eastAsia="en-AU"/>
+        </w:rPr>
+      </w:pPr>
+      <w:r>
+        <w:rPr>
+          <w:color w:val="124F1A" w:themeColor="accent3" w:themeShade="BF"/>
           <w:lang w:eastAsia="en-AU"/>
         </w:rPr>
         <w:t xml:space="preserve">Borrow history functionality </w:t>
@@ -84,11 +89,13 @@
           <w:numId w:val="6"/>
         </w:numPr>
         <w:rPr>
-          <w:lang w:eastAsia="en-AU"/>
-        </w:rPr>
-      </w:pPr>
-      <w:r>
-        <w:rPr>
+          <w:color w:val="124F1A" w:themeColor="accent3" w:themeShade="BF"/>
+          <w:lang w:eastAsia="en-AU"/>
+        </w:rPr>
+      </w:pPr>
+      <w:r>
+        <w:rPr>
+          <w:color w:val="124F1A" w:themeColor="accent3" w:themeShade="BF"/>
           <w:lang w:eastAsia="en-AU"/>
         </w:rPr>
         <w:t xml:space="preserve">Log out function </w:t>
@@ -129,14 +136,12 @@
           <w:lang w:eastAsia="en-AU"/>
         </w:rPr>
       </w:pPr>
-      <w:proofErr w:type="gramStart"/>
-      <w:r>
-        <w:rPr>
-          <w:lang w:eastAsia="en-AU"/>
-        </w:rPr>
-        <w:t>Summary  buttons</w:t>
-      </w:r>
-      <w:proofErr w:type="gramEnd"/>
+      <w:r>
+        <w:rPr>
+          <w:lang w:eastAsia="en-AU"/>
+        </w:rPr>
+        <w:t>Summary buttons</w:t>
+      </w:r>
       <w:r>
         <w:rPr>
           <w:lang w:eastAsia="en-AU"/>
@@ -149,19 +154,17 @@
         </w:rPr>
         <w:t xml:space="preserve">for staff </w:t>
       </w:r>
-      <w:proofErr w:type="spellStart"/>
-      <w:r>
-        <w:rPr>
-          <w:lang w:eastAsia="en-AU"/>
-        </w:rPr>
-        <w:t>creen</w:t>
-      </w:r>
-      <w:proofErr w:type="spellEnd"/>
-      <w:r>
-        <w:rPr>
-          <w:lang w:eastAsia="en-AU"/>
-        </w:rPr>
-        <w:t xml:space="preserve"> on total books out …… </w:t>
+      <w:r>
+        <w:rPr>
+          <w:lang w:eastAsia="en-AU"/>
+        </w:rPr>
+        <w:t>s</w:t>
+      </w:r>
+      <w:r>
+        <w:rPr>
+          <w:lang w:eastAsia="en-AU"/>
+        </w:rPr>
+        <w:t xml:space="preserve">creen on total books out …… </w:t>
       </w:r>
     </w:p>
     <w:p>
@@ -209,11 +212,13 @@
           <w:numId w:val="6"/>
         </w:numPr>
         <w:rPr>
-          <w:lang w:eastAsia="en-AU"/>
-        </w:rPr>
-      </w:pPr>
-      <w:r>
-        <w:rPr>
+          <w:color w:val="124F1A" w:themeColor="accent3" w:themeShade="BF"/>
+          <w:lang w:eastAsia="en-AU"/>
+        </w:rPr>
+      </w:pPr>
+      <w:r>
+        <w:rPr>
+          <w:color w:val="124F1A" w:themeColor="accent3" w:themeShade="BF"/>
           <w:lang w:eastAsia="en-AU"/>
         </w:rPr>
         <w:t xml:space="preserve">Helpers </w:t>
@@ -2382,6 +2387,9 @@
     <w:p/>
     <w:p>
       <w:r>
+        <w:rPr>
+          <w:noProof/>
+        </w:rPr>
         <w:drawing>
           <wp:inline distT="0" distB="0" distL="0" distR="0" wp14:anchorId="673AF8BC" wp14:editId="030FE923">
             <wp:extent cx="3429025" cy="3200423"/>
@@ -4359,6 +4367,7 @@
   <w:style w:type="character" w:default="1" w:styleId="DefaultParagraphFont">
     <w:name w:val="Default Paragraph Font"/>
     <w:uiPriority w:val="1"/>
+    <w:semiHidden/>
     <w:unhideWhenUsed/>
   </w:style>
   <w:style w:type="table" w:default="1" w:styleId="TableNormal">
